--- a/architecture/EngineeringRuleEnforcement/ArchitectureDesignAndAuditDocs/CH-EPIC8-Feachure-002-EngineeringRulesEnforcement-designV22.docx
+++ b/architecture/EngineeringRuleEnforcement/ArchitectureDesignAndAuditDocs/CH-EPIC8-Feachure-002-EngineeringRulesEnforcement-designV22.docx
@@ -10442,7 +10442,7 @@
     <w:p>
       <w:pPr/>
       <w:r>
-        <w:t>All ChatHealthy.ai Python code MUST log through ChatHealthyLoggingService in chathealthy_frontend_lib.</w:t>
+        <w:t>All ChatHealthy.ai Python code MUST log through ChatHealthyLoggingService in chathealthy_lib.</w:t>
       </w:r>
     </w:p>
     <w:p>
